--- a/samples/corpus/full/chantiers/nacrines/3-execution/ordre-de-service/2026-02-16_ordre-de-service-n1-nez-de-balcons.docx
+++ b/samples/corpus/full/chantiers/nacrines/3-execution/ordre-de-service/2026-02-16_ordre-de-service-n1-nez-de-balcons.docx
@@ -90,7 +90,7 @@
           <w:b w:val="0"/>
           <w:i w:val="0"/>
         </w:rPr>
-        <w:t>Lors de la réunion de chantier n°6 du 12/02/2026, 18 nez de balcons présentant des armatures apparentes ont été constatés sur les façades nord et ouest après la pose des échafaudages.</w:t>
+        <w:t>Lors de la réunion de chantier n°6 du 12/02/2026, 18 nez de balcons présentant des armatures apparentes ont été constatés sur les façades nord et ouest, après le nettoyage des façades et le relevé des fissures.</w:t>
       </w:r>
     </w:p>
     <w:p>
